--- a/dist/exports/s-block-elements_revision_notes.docx
+++ b/dist/exports/s-block-elements_revision_notes.docx
@@ -167,7 +167,7 @@
                 <w:color w:val="718096"/>
                 <w:sz w:val="19"/>
               </w:rPr>
-              <w:t>Moderate</w:t>
+              <w:t>Standard</w:t>
             </w:r>
           </w:p>
         </w:tc>
@@ -189,7 +189,7 @@
                 <w:color w:val="2D3748"/>
                 <w:sz w:val="19"/>
               </w:rPr>
-              <w:t>S Block Elements - Core Application</w:t>
+              <w:t>S Block Elements — Core Principles &amp; Governing Laws</w:t>
             </w:r>
           </w:p>
         </w:tc>
@@ -209,7 +209,7 @@
               <w:rPr>
                 <w:sz w:val="19"/>
               </w:rPr>
-              <w:t>3 PYQs</w:t>
+              <w:t>1 PYQs</w:t>
             </w:r>
           </w:p>
         </w:tc>
@@ -230,7 +230,181 @@
                 <w:color w:val="718096"/>
                 <w:sz w:val="19"/>
               </w:rPr>
-              <w:t>General Concept</w:t>
+              <w:t>Core Principle</w:t>
+            </w:r>
+          </w:p>
+        </w:tc>
+      </w:tr>
+      <w:tr>
+        <w:tc>
+          <w:tcPr>
+            <w:tcW w:type="dxa" w:w="2160"/>
+            <w:shd w:fill="FFFFFF"/>
+            <w:tcMar>
+              <w:top w:w="80" w:type="dxa"/>
+              <w:bottom w:w="80" w:type="dxa"/>
+              <w:left w:w="150" w:type="dxa"/>
+              <w:right w:w="150" w:type="dxa"/>
+            </w:tcMar>
+          </w:tcPr>
+          <w:p>
+            <w:r>
+              <w:rPr>
+                <w:b/>
+                <w:color w:val="718096"/>
+                <w:sz w:val="19"/>
+              </w:rPr>
+              <w:t>Standard</w:t>
+            </w:r>
+          </w:p>
+        </w:tc>
+        <w:tc>
+          <w:tcPr>
+            <w:tcW w:type="dxa" w:w="4320"/>
+            <w:shd w:fill="FFFFFF"/>
+            <w:tcMar>
+              <w:top w:w="80" w:type="dxa"/>
+              <w:bottom w:w="80" w:type="dxa"/>
+              <w:left w:w="150" w:type="dxa"/>
+              <w:right w:w="150" w:type="dxa"/>
+            </w:tcMar>
+          </w:tcPr>
+          <w:p>
+            <w:r>
+              <w:rPr>
+                <w:b/>
+                <w:color w:val="2D3748"/>
+                <w:sz w:val="19"/>
+              </w:rPr>
+              <w:t>S Block Elements — Standard Calculations &amp; Problem Archetypes</w:t>
+            </w:r>
+          </w:p>
+        </w:tc>
+        <w:tc>
+          <w:tcPr>
+            <w:tcW w:type="dxa" w:w="1728"/>
+            <w:shd w:fill="FFFFFF"/>
+            <w:tcMar>
+              <w:top w:w="80" w:type="dxa"/>
+              <w:bottom w:w="80" w:type="dxa"/>
+              <w:left w:w="150" w:type="dxa"/>
+              <w:right w:w="150" w:type="dxa"/>
+            </w:tcMar>
+          </w:tcPr>
+          <w:p>
+            <w:r>
+              <w:rPr>
+                <w:sz w:val="19"/>
+              </w:rPr>
+              <w:t>1 PYQs</w:t>
+            </w:r>
+          </w:p>
+        </w:tc>
+        <w:tc>
+          <w:tcPr>
+            <w:tcW w:type="dxa" w:w="1872"/>
+            <w:shd w:fill="FFFFFF"/>
+            <w:tcMar>
+              <w:top w:w="80" w:type="dxa"/>
+              <w:bottom w:w="80" w:type="dxa"/>
+              <w:left w:w="150" w:type="dxa"/>
+              <w:right w:w="150" w:type="dxa"/>
+            </w:tcMar>
+          </w:tcPr>
+          <w:p>
+            <w:r>
+              <w:rPr>
+                <w:color w:val="718096"/>
+                <w:sz w:val="19"/>
+              </w:rPr>
+              <w:t>Quantitative Analysis</w:t>
+            </w:r>
+          </w:p>
+        </w:tc>
+      </w:tr>
+      <w:tr>
+        <w:tc>
+          <w:tcPr>
+            <w:tcW w:type="dxa" w:w="2160"/>
+            <w:shd w:fill="F7FAFC"/>
+            <w:tcMar>
+              <w:top w:w="80" w:type="dxa"/>
+              <w:bottom w:w="80" w:type="dxa"/>
+              <w:left w:w="150" w:type="dxa"/>
+              <w:right w:w="150" w:type="dxa"/>
+            </w:tcMar>
+          </w:tcPr>
+          <w:p>
+            <w:r>
+              <w:rPr>
+                <w:b/>
+                <w:color w:val="718096"/>
+                <w:sz w:val="19"/>
+              </w:rPr>
+              <w:t>Standard</w:t>
+            </w:r>
+          </w:p>
+        </w:tc>
+        <w:tc>
+          <w:tcPr>
+            <w:tcW w:type="dxa" w:w="4320"/>
+            <w:shd w:fill="F7FAFC"/>
+            <w:tcMar>
+              <w:top w:w="80" w:type="dxa"/>
+              <w:bottom w:w="80" w:type="dxa"/>
+              <w:left w:w="150" w:type="dxa"/>
+              <w:right w:w="150" w:type="dxa"/>
+            </w:tcMar>
+          </w:tcPr>
+          <w:p>
+            <w:r>
+              <w:rPr>
+                <w:b/>
+                <w:color w:val="2D3748"/>
+                <w:sz w:val="19"/>
+              </w:rPr>
+              <w:t>S Block Elements — Applied Cases, Reactions &amp; Traps</w:t>
+            </w:r>
+          </w:p>
+        </w:tc>
+        <w:tc>
+          <w:tcPr>
+            <w:tcW w:type="dxa" w:w="1728"/>
+            <w:shd w:fill="F7FAFC"/>
+            <w:tcMar>
+              <w:top w:w="80" w:type="dxa"/>
+              <w:bottom w:w="80" w:type="dxa"/>
+              <w:left w:w="150" w:type="dxa"/>
+              <w:right w:w="150" w:type="dxa"/>
+            </w:tcMar>
+          </w:tcPr>
+          <w:p>
+            <w:r>
+              <w:rPr>
+                <w:sz w:val="19"/>
+              </w:rPr>
+              <w:t>1 PYQs</w:t>
+            </w:r>
+          </w:p>
+        </w:tc>
+        <w:tc>
+          <w:tcPr>
+            <w:tcW w:type="dxa" w:w="1872"/>
+            <w:shd w:fill="F7FAFC"/>
+            <w:tcMar>
+              <w:top w:w="80" w:type="dxa"/>
+              <w:bottom w:w="80" w:type="dxa"/>
+              <w:left w:w="150" w:type="dxa"/>
+              <w:right w:w="150" w:type="dxa"/>
+            </w:tcMar>
+          </w:tcPr>
+          <w:p>
+            <w:r>
+              <w:rPr>
+                <w:color w:val="718096"/>
+                <w:sz w:val="19"/>
+              </w:rPr>
+              <w:t>Applied Topics</w:t>
             </w:r>
           </w:p>
         </w:tc>
@@ -311,6 +485,144 @@
           </w:p>
         </w:tc>
       </w:tr>
+      <w:tr>
+        <w:tc>
+          <w:tcPr>
+            <w:tcW w:type="dxa" w:w="3600"/>
+            <w:shd w:fill="F7FAFC"/>
+            <w:tcMar>
+              <w:top w:w="100" w:type="dxa"/>
+              <w:bottom w:w="100" w:type="dxa"/>
+              <w:left w:w="150" w:type="dxa"/>
+              <w:right w:w="150" w:type="dxa"/>
+            </w:tcMar>
+          </w:tcPr>
+          <w:p>
+            <w:r>
+              <w:rPr>
+                <w:b/>
+                <w:color w:val="1A365D"/>
+                <w:sz w:val="19"/>
+              </w:rPr>
+              <w:t>S Block Elements — Core Principles &amp; Governing Laws</w:t>
+            </w:r>
+          </w:p>
+        </w:tc>
+        <w:tc>
+          <w:tcPr>
+            <w:tcW w:type="dxa" w:w="6480"/>
+            <w:shd w:fill="F7FAFC"/>
+            <w:tcMar>
+              <w:top w:w="100" w:type="dxa"/>
+              <w:bottom w:w="100" w:type="dxa"/>
+              <w:left w:w="150" w:type="dxa"/>
+              <w:right w:w="150" w:type="dxa"/>
+            </w:tcMar>
+          </w:tcPr>
+          <w:p>
+            <w:r>
+              <w:rPr>
+                <w:rFonts w:ascii="Cambria Math" w:hAnsi="Cambria Math"/>
+                <w:color w:val="2D3748"/>
+                <w:sz w:val="19"/>
+              </w:rPr>
+              <w:t>BeO+2NH_{3}+4HF \longrightarrow \underset{\text{(A)}}{(NH_{4})_{2}[BeF_{4}]}</w:t>
+            </w:r>
+          </w:p>
+        </w:tc>
+      </w:tr>
+      <w:tr>
+        <w:tc>
+          <w:tcPr>
+            <w:tcW w:type="dxa" w:w="3600"/>
+            <w:shd w:fill="FFFFFF"/>
+            <w:tcMar>
+              <w:top w:w="100" w:type="dxa"/>
+              <w:bottom w:w="100" w:type="dxa"/>
+              <w:left w:w="150" w:type="dxa"/>
+              <w:right w:w="150" w:type="dxa"/>
+            </w:tcMar>
+          </w:tcPr>
+          <w:p>
+            <w:r>
+              <w:rPr>
+                <w:b/>
+                <w:color w:val="1A365D"/>
+                <w:sz w:val="19"/>
+              </w:rPr>
+              <w:t>S Block Elements — Standard Calculations &amp; Problem Archetypes</w:t>
+            </w:r>
+          </w:p>
+        </w:tc>
+        <w:tc>
+          <w:tcPr>
+            <w:tcW w:type="dxa" w:w="6480"/>
+            <w:shd w:fill="FFFFFF"/>
+            <w:tcMar>
+              <w:top w:w="100" w:type="dxa"/>
+              <w:bottom w:w="100" w:type="dxa"/>
+              <w:left w:w="150" w:type="dxa"/>
+              <w:right w:w="150" w:type="dxa"/>
+            </w:tcMar>
+          </w:tcPr>
+          <w:p>
+            <w:r>
+              <w:rPr>
+                <w:rFonts w:ascii="Cambria Math" w:hAnsi="Cambria Math"/>
+                <w:color w:val="2D3748"/>
+                <w:sz w:val="19"/>
+              </w:rPr>
+              <w:t>mol^{-1}</w:t>
+            </w:r>
+          </w:p>
+        </w:tc>
+      </w:tr>
+      <w:tr>
+        <w:tc>
+          <w:tcPr>
+            <w:tcW w:type="dxa" w:w="3600"/>
+            <w:shd w:fill="F7FAFC"/>
+            <w:tcMar>
+              <w:top w:w="100" w:type="dxa"/>
+              <w:bottom w:w="100" w:type="dxa"/>
+              <w:left w:w="150" w:type="dxa"/>
+              <w:right w:w="150" w:type="dxa"/>
+            </w:tcMar>
+          </w:tcPr>
+          <w:p>
+            <w:r>
+              <w:rPr>
+                <w:b/>
+                <w:color w:val="1A365D"/>
+                <w:sz w:val="19"/>
+              </w:rPr>
+              <w:t>S Block Elements — Applied Cases, Reactions &amp; Traps</w:t>
+            </w:r>
+          </w:p>
+        </w:tc>
+        <w:tc>
+          <w:tcPr>
+            <w:tcW w:type="dxa" w:w="6480"/>
+            <w:shd w:fill="F7FAFC"/>
+            <w:tcMar>
+              <w:top w:w="100" w:type="dxa"/>
+              <w:bottom w:w="100" w:type="dxa"/>
+              <w:left w:w="150" w:type="dxa"/>
+              <w:right w:w="150" w:type="dxa"/>
+            </w:tcMar>
+          </w:tcPr>
+          <w:p>
+            <w:r>
+              <w:rPr>
+                <w:rFonts w:ascii="Cambria Math" w:hAnsi="Cambria Math"/>
+                <w:color w:val="2D3748"/>
+                <w:sz w:val="19"/>
+              </w:rPr>
+              <w:t>Li_{2}O,N_{2},O_{2},LiNO_{2},NO_{2}, \quad LiNO_{3}</w:t>
+            </w:r>
+          </w:p>
+        </w:tc>
+      </w:tr>
     </w:tbl>
     <w:p>
       <w:pPr>
@@ -338,7 +650,7 @@
           <w:color w:val="2B6CB0"/>
           <w:sz w:val="24"/>
         </w:rPr>
-        <w:t>3.1 S Block Elements - Core Application (Moderate Yield — 3 PYQs)</w:t>
+        <w:t>3.1 S Block Elements — Core Principles &amp; Governing Laws (Standard Yield — 1 PYQs)</w:t>
       </w:r>
     </w:p>
     <w:p>
@@ -353,7 +665,7 @@
         <w:rPr>
           <w:sz w:val="20"/>
         </w:rPr>
-        <w:t>Key problem pattern in S Block Elements.</w:t>
+        <w:t>Fundamental definitions, core postulates, and governing physical/chemical relations in S Block Elements.</w:t>
       </w:r>
     </w:p>
     <w:tbl>
@@ -391,7 +703,7 @@
                 <w:color w:val="2D3748"/>
                 <w:sz w:val="19"/>
               </w:rPr>
-              <w:t>Watch for algebraic and sign errors.</w:t>
+              <w:t>Carefully verify units, standard reference states, and sign conventions in S Block Elements.</w:t>
             </w:r>
           </w:p>
         </w:tc>
@@ -432,7 +744,161 @@
                 <w:color w:val="2D3748"/>
                 <w:sz w:val="19"/>
               </w:rPr>
-              <w:t>Verify dimensions and boundary conditions.</w:t>
+              <w:t>Focus on high-yield formulas and standard limiting approximations tested in S Block Elements PYQs.</w:t>
+            </w:r>
+          </w:p>
+        </w:tc>
+      </w:tr>
+    </w:tbl>
+    <w:p>
+      <w:pPr>
+        <w:spacing w:before="120" w:after="40"/>
+      </w:pPr>
+      <w:r>
+        <w:rPr>
+          <w:b/>
+          <w:color w:val="1A365D"/>
+          <w:sz w:val="19"/>
+        </w:rPr>
+        <w:t>Source PYQs testing this concept:</w:t>
+      </w:r>
+    </w:p>
+    <w:p>
+      <w:pPr>
+        <w:pStyle w:val="ListBullet"/>
+        <w:spacing w:after="40"/>
+      </w:pPr>
+      <w:r>
+        <w:rPr>
+          <w:b/>
+          <w:sz w:val="18"/>
+        </w:rPr>
+        <w:t xml:space="preserve">[2022 Evening Shift] Q#3 (Numerical): </w:t>
+      </w:r>
+      <w:r>
+        <w:rPr>
+          <w:sz w:val="18"/>
+        </w:rPr>
+        <w:t xml:space="preserve">"BeO reacts with HF in presence of ammonia to give [A] which on thermal decomposition produces [B] and ammonium fluoride. Oxidation state of ..."  </w:t>
+      </w:r>
+      <w:r>
+        <w:rPr>
+          <w:b/>
+          <w:color w:val="2B6CB0"/>
+          <w:sz w:val="18"/>
+        </w:rPr>
+        <w:t>[Ans: 2]</w:t>
+      </w:r>
+    </w:p>
+    <w:p>
+      <w:pPr>
+        <w:spacing w:after="120"/>
+      </w:pPr>
+    </w:p>
+    <w:p>
+      <w:pPr>
+        <w:pStyle w:val="Heading2"/>
+      </w:pPr>
+      <w:r>
+        <w:rPr>
+          <w:color w:val="2B6CB0"/>
+          <w:sz w:val="24"/>
+        </w:rPr>
+        <w:t>3.2 S Block Elements — Standard Calculations &amp; Problem Archetypes (Standard Yield — 1 PYQs)</w:t>
+      </w:r>
+    </w:p>
+    <w:p>
+      <w:r>
+        <w:rPr>
+          <w:b/>
+          <w:sz w:val="20"/>
+        </w:rPr>
+        <w:t xml:space="preserve">Core Principle: </w:t>
+      </w:r>
+      <w:r>
+        <w:rPr>
+          <w:sz w:val="20"/>
+        </w:rPr>
+        <w:t>Quantitative numerical problem-solving techniques and standard question patterns frequently seen in S Block Elements.</w:t>
+      </w:r>
+    </w:p>
+    <w:tbl>
+      <w:tblPr>
+        <w:tblW w:type="auto" w:w="0"/>
+        <w:jc w:val="center"/>
+        <w:tblLook w:firstColumn="1" w:firstRow="1" w:lastColumn="0" w:lastRow="0" w:noHBand="0" w:noVBand="1" w:val="04A0"/>
+      </w:tblPr>
+      <w:tblGrid>
+        <w:gridCol w:w="10080"/>
+      </w:tblGrid>
+      <w:tr>
+        <w:tc>
+          <w:tcPr>
+            <w:tcW w:type="dxa" w:w="10080"/>
+            <w:shd w:fill="FFF5F5"/>
+            <w:tcMar>
+              <w:top w:w="100" w:type="dxa"/>
+              <w:bottom w:w="100" w:type="dxa"/>
+              <w:left w:w="150" w:type="dxa"/>
+              <w:right w:w="150" w:type="dxa"/>
+            </w:tcMar>
+          </w:tcPr>
+          <w:p>
+            <w:r>
+              <w:rPr>
+                <w:b/>
+                <w:color w:val="C53030"/>
+                <w:sz w:val="19"/>
+              </w:rPr>
+              <w:t xml:space="preserve">⚠️ Common Trap / JEE Pitfall: </w:t>
+            </w:r>
+            <w:r>
+              <w:rPr>
+                <w:color w:val="2D3748"/>
+                <w:sz w:val="19"/>
+              </w:rPr>
+              <w:t>Watch for algebraic rounding, stoichiometric balancing, and boundary condition checks.</w:t>
+            </w:r>
+          </w:p>
+        </w:tc>
+      </w:tr>
+    </w:tbl>
+    <w:tbl>
+      <w:tblPr>
+        <w:tblW w:type="auto" w:w="0"/>
+        <w:jc w:val="center"/>
+        <w:tblLook w:firstColumn="1" w:firstRow="1" w:lastColumn="0" w:lastRow="0" w:noHBand="0" w:noVBand="1" w:val="04A0"/>
+      </w:tblPr>
+      <w:tblGrid>
+        <w:gridCol w:w="10080"/>
+      </w:tblGrid>
+      <w:tr>
+        <w:tc>
+          <w:tcPr>
+            <w:tcW w:type="dxa" w:w="10080"/>
+            <w:shd w:fill="F0FFF4"/>
+            <w:tcMar>
+              <w:top w:w="100" w:type="dxa"/>
+              <w:bottom w:w="100" w:type="dxa"/>
+              <w:left w:w="150" w:type="dxa"/>
+              <w:right w:w="150" w:type="dxa"/>
+            </w:tcMar>
+          </w:tcPr>
+          <w:p>
+            <w:r>
+              <w:rPr>
+                <w:b/>
+                <w:color w:val="276749"/>
+                <w:sz w:val="19"/>
+              </w:rPr>
+              <w:t xml:space="preserve">💡 Speed Hack / Trick: </w:t>
+            </w:r>
+            <w:r>
+              <w:rPr>
+                <w:color w:val="2D3748"/>
+                <w:sz w:val="19"/>
+              </w:rPr>
+              <w:t>Dimensional consistency checks and ratio comparisons can quickly eliminate incorrect options.</w:t>
             </w:r>
           </w:p>
         </w:tc>
@@ -480,6 +946,133 @@
     </w:p>
     <w:p>
       <w:pPr>
+        <w:spacing w:after="120"/>
+      </w:pPr>
+    </w:p>
+    <w:p>
+      <w:pPr>
+        <w:pStyle w:val="Heading2"/>
+      </w:pPr>
+      <w:r>
+        <w:rPr>
+          <w:color w:val="2B6CB0"/>
+          <w:sz w:val="24"/>
+        </w:rPr>
+        <w:t>3.3 S Block Elements — Applied Cases, Reactions &amp; Traps (Standard Yield — 1 PYQs)</w:t>
+      </w:r>
+    </w:p>
+    <w:p>
+      <w:r>
+        <w:rPr>
+          <w:b/>
+          <w:sz w:val="20"/>
+        </w:rPr>
+        <w:t xml:space="preserve">Core Principle: </w:t>
+      </w:r>
+      <w:r>
+        <w:rPr>
+          <w:sz w:val="20"/>
+        </w:rPr>
+        <w:t>Special cases, experimental observations, and conceptual traps designed to test deep understanding of S Block Elements.</w:t>
+      </w:r>
+    </w:p>
+    <w:tbl>
+      <w:tblPr>
+        <w:tblW w:type="auto" w:w="0"/>
+        <w:jc w:val="center"/>
+        <w:tblLook w:firstColumn="1" w:firstRow="1" w:lastColumn="0" w:lastRow="0" w:noHBand="0" w:noVBand="1" w:val="04A0"/>
+      </w:tblPr>
+      <w:tblGrid>
+        <w:gridCol w:w="10080"/>
+      </w:tblGrid>
+      <w:tr>
+        <w:tc>
+          <w:tcPr>
+            <w:tcW w:type="dxa" w:w="10080"/>
+            <w:shd w:fill="FFF5F5"/>
+            <w:tcMar>
+              <w:top w:w="100" w:type="dxa"/>
+              <w:bottom w:w="100" w:type="dxa"/>
+              <w:left w:w="150" w:type="dxa"/>
+              <w:right w:w="150" w:type="dxa"/>
+            </w:tcMar>
+          </w:tcPr>
+          <w:p>
+            <w:r>
+              <w:rPr>
+                <w:b/>
+                <w:color w:val="C53030"/>
+                <w:sz w:val="19"/>
+              </w:rPr>
+              <w:t xml:space="preserve">⚠️ Common Trap / JEE Pitfall: </w:t>
+            </w:r>
+            <w:r>
+              <w:rPr>
+                <w:color w:val="2D3748"/>
+                <w:sz w:val="19"/>
+              </w:rPr>
+              <w:t>Read questions carefully for keywords like 'incorrect', 'not true', or non-standard conditions.</w:t>
+            </w:r>
+          </w:p>
+        </w:tc>
+      </w:tr>
+    </w:tbl>
+    <w:tbl>
+      <w:tblPr>
+        <w:tblW w:type="auto" w:w="0"/>
+        <w:jc w:val="center"/>
+        <w:tblLook w:firstColumn="1" w:firstRow="1" w:lastColumn="0" w:lastRow="0" w:noHBand="0" w:noVBand="1" w:val="04A0"/>
+      </w:tblPr>
+      <w:tblGrid>
+        <w:gridCol w:w="10080"/>
+      </w:tblGrid>
+      <w:tr>
+        <w:tc>
+          <w:tcPr>
+            <w:tcW w:type="dxa" w:w="10080"/>
+            <w:shd w:fill="F0FFF4"/>
+            <w:tcMar>
+              <w:top w:w="100" w:type="dxa"/>
+              <w:bottom w:w="100" w:type="dxa"/>
+              <w:left w:w="150" w:type="dxa"/>
+              <w:right w:w="150" w:type="dxa"/>
+            </w:tcMar>
+          </w:tcPr>
+          <w:p>
+            <w:r>
+              <w:rPr>
+                <w:b/>
+                <w:color w:val="276749"/>
+                <w:sz w:val="19"/>
+              </w:rPr>
+              <w:t xml:space="preserve">💡 Speed Hack / Trick: </w:t>
+            </w:r>
+            <w:r>
+              <w:rPr>
+                <w:color w:val="2D3748"/>
+                <w:sz w:val="19"/>
+              </w:rPr>
+              <w:t>Elimination of extreme or unphysical answer choices improves accuracy in assertion-reason and multiple-statement questions.</w:t>
+            </w:r>
+          </w:p>
+        </w:tc>
+      </w:tr>
+    </w:tbl>
+    <w:p>
+      <w:pPr>
+        <w:spacing w:before="120" w:after="40"/>
+      </w:pPr>
+      <w:r>
+        <w:rPr>
+          <w:b/>
+          <w:color w:val="1A365D"/>
+          <w:sz w:val="19"/>
+        </w:rPr>
+        <w:t>Source PYQs testing this concept:</w:t>
+      </w:r>
+    </w:p>
+    <w:p>
+      <w:pPr>
         <w:pStyle w:val="ListBullet"/>
         <w:spacing w:after="40"/>
       </w:pPr>
@@ -503,33 +1096,6 @@
           <w:sz w:val="18"/>
         </w:rPr>
         <w:t>[Ans: 3]</w:t>
-      </w:r>
-    </w:p>
-    <w:p>
-      <w:pPr>
-        <w:pStyle w:val="ListBullet"/>
-        <w:spacing w:after="40"/>
-      </w:pPr>
-      <w:r>
-        <w:rPr>
-          <w:b/>
-          <w:sz w:val="18"/>
-        </w:rPr>
-        <w:t xml:space="preserve">[2022 Evening Shift] Q#3 (Numerical): </w:t>
-      </w:r>
-      <w:r>
-        <w:rPr>
-          <w:sz w:val="18"/>
-        </w:rPr>
-        <w:t xml:space="preserve">"BeO reacts with HF in presence of ammonia to give [A] which on thermal decomposition produces [B] and ammonium fluoride. Oxidation state of ..."  </w:t>
-      </w:r>
-      <w:r>
-        <w:rPr>
-          <w:b/>
-          <w:color w:val="2B6CB0"/>
-          <w:sz w:val="18"/>
-        </w:rPr>
-        <w:t>[Ans: 2]</w:t>
       </w:r>
     </w:p>
     <w:p>
@@ -616,6 +1182,79 @@
               <w:t>ionisation enthalpy less than 400 kJ. While K and Rb</w:t>
               <w:br/>
               <w:t>have ionisation enthalpy greater than 400 kJ mol –1 .</w:t>
+            </w:r>
+          </w:p>
+        </w:tc>
+      </w:tr>
+    </w:tbl>
+    <w:p>
+      <w:pPr>
+        <w:spacing w:after="120"/>
+      </w:pPr>
+    </w:p>
+    <w:p>
+      <w:pPr>
+        <w:spacing w:before="160" w:after="40"/>
+      </w:pPr>
+      <w:r>
+        <w:rPr>
+          <w:b/>
+          <w:color w:val="1A365D"/>
+          <w:sz w:val="22"/>
+        </w:rPr>
+        <w:t>Benchmark Problem 2: JEE Main 2022 (Online) 27th June Evening Shift (Q#3)</w:t>
+      </w:r>
+    </w:p>
+    <w:p>
+      <w:pPr>
+        <w:spacing w:after="80"/>
+      </w:pPr>
+      <w:r>
+        <w:rPr>
+          <w:sz w:val="20"/>
+        </w:rPr>
+        <w:t>BeO reacts with HF in presence of ammonia to give [A] which on thermal decomposition produces [B] and ammonium fluoride. Oxidation state of Be in [A] is ____________.</w:t>
+      </w:r>
+    </w:p>
+    <w:tbl>
+      <w:tblPr>
+        <w:tblW w:type="auto" w:w="0"/>
+        <w:jc w:val="center"/>
+        <w:tblLook w:firstColumn="1" w:firstRow="1" w:lastColumn="0" w:lastRow="0" w:noHBand="0" w:noVBand="1" w:val="04A0"/>
+      </w:tblPr>
+      <w:tblGrid>
+        <w:gridCol w:w="10080"/>
+      </w:tblGrid>
+      <w:tr>
+        <w:tc>
+          <w:tcPr>
+            <w:tcW w:type="dxa" w:w="10080"/>
+            <w:shd w:fill="F7FAFC"/>
+            <w:tcMar>
+              <w:top w:w="100" w:type="dxa"/>
+              <w:bottom w:w="100" w:type="dxa"/>
+              <w:left w:w="150" w:type="dxa"/>
+              <w:right w:w="150" w:type="dxa"/>
+            </w:tcMar>
+          </w:tcPr>
+          <w:p>
+            <w:r>
+              <w:rPr>
+                <w:b/>
+                <w:color w:val="1A365D"/>
+                <w:sz w:val="19"/>
+              </w:rPr>
+              <w:t>Correct Answer: 2</w:t>
+              <w:br/>
+            </w:r>
+            <w:r>
+              <w:rPr>
+                <w:color w:val="2D3748"/>
+                <w:sz w:val="18"/>
+              </w:rPr>
+              <w:t>Solution Analysis:</w:t>
+              <w:br/>
+              <w:t>BeO+2NH_(3)+4HF → \underset(A)(NH_(4))_(2)[BeF_(4)] (NH_(4))_(2)(BeF_(4))vec(→)\underset(B)BeF_(2)+2NH_(4)F Oxidation State of Be in (A) is (+2)</w:t>
             </w:r>
           </w:p>
         </w:tc>

--- a/dist/exports/s-block-elements_revision_notes.docx
+++ b/dist/exports/s-block-elements_revision_notes.docx
@@ -167,7 +167,7 @@
                 <w:color w:val="718096"/>
                 <w:sz w:val="19"/>
               </w:rPr>
-              <w:t>Standard</w:t>
+              <w:t>Moderate</w:t>
             </w:r>
           </w:p>
         </w:tc>
@@ -209,7 +209,7 @@
               <w:rPr>
                 <w:sz w:val="19"/>
               </w:rPr>
-              <w:t>1 PYQs</w:t>
+              <w:t>3 PYQs</w:t>
             </w:r>
           </w:p>
         </w:tc>
@@ -296,7 +296,7 @@
               <w:rPr>
                 <w:sz w:val="19"/>
               </w:rPr>
-              <w:t>1 PYQs</w:t>
+              <w:t>0 PYQs</w:t>
             </w:r>
           </w:p>
         </w:tc>
@@ -383,7 +383,7 @@
               <w:rPr>
                 <w:sz w:val="19"/>
               </w:rPr>
-              <w:t>1 PYQs</w:t>
+              <w:t>0 PYQs</w:t>
             </w:r>
           </w:p>
         </w:tc>
@@ -526,99 +526,7 @@
                 <w:color w:val="2D3748"/>
                 <w:sz w:val="19"/>
               </w:rPr>
-              <w:t>BeO+2NH_{3}+4HF \longrightarrow \underset{\text{(A)}}{(NH_{4})_{2}[BeF_{4}]}</w:t>
-            </w:r>
-          </w:p>
-        </w:tc>
-      </w:tr>
-      <w:tr>
-        <w:tc>
-          <w:tcPr>
-            <w:tcW w:type="dxa" w:w="3600"/>
-            <w:shd w:fill="FFFFFF"/>
-            <w:tcMar>
-              <w:top w:w="100" w:type="dxa"/>
-              <w:bottom w:w="100" w:type="dxa"/>
-              <w:left w:w="150" w:type="dxa"/>
-              <w:right w:w="150" w:type="dxa"/>
-            </w:tcMar>
-          </w:tcPr>
-          <w:p>
-            <w:r>
-              <w:rPr>
-                <w:b/>
-                <w:color w:val="1A365D"/>
-                <w:sz w:val="19"/>
-              </w:rPr>
-              <w:t>S Block Elements — Standard Calculations &amp; Problem Archetypes</w:t>
-            </w:r>
-          </w:p>
-        </w:tc>
-        <w:tc>
-          <w:tcPr>
-            <w:tcW w:type="dxa" w:w="6480"/>
-            <w:shd w:fill="FFFFFF"/>
-            <w:tcMar>
-              <w:top w:w="100" w:type="dxa"/>
-              <w:bottom w:w="100" w:type="dxa"/>
-              <w:left w:w="150" w:type="dxa"/>
-              <w:right w:w="150" w:type="dxa"/>
-            </w:tcMar>
-          </w:tcPr>
-          <w:p>
-            <w:r>
-              <w:rPr>
-                <w:rFonts w:ascii="Cambria Math" w:hAnsi="Cambria Math"/>
-                <w:color w:val="2D3748"/>
-                <w:sz w:val="19"/>
-              </w:rPr>
-              <w:t>mol^{-1}</w:t>
-            </w:r>
-          </w:p>
-        </w:tc>
-      </w:tr>
-      <w:tr>
-        <w:tc>
-          <w:tcPr>
-            <w:tcW w:type="dxa" w:w="3600"/>
-            <w:shd w:fill="F7FAFC"/>
-            <w:tcMar>
-              <w:top w:w="100" w:type="dxa"/>
-              <w:bottom w:w="100" w:type="dxa"/>
-              <w:left w:w="150" w:type="dxa"/>
-              <w:right w:w="150" w:type="dxa"/>
-            </w:tcMar>
-          </w:tcPr>
-          <w:p>
-            <w:r>
-              <w:rPr>
-                <w:b/>
-                <w:color w:val="1A365D"/>
-                <w:sz w:val="19"/>
-              </w:rPr>
-              <w:t>S Block Elements — Applied Cases, Reactions &amp; Traps</w:t>
-            </w:r>
-          </w:p>
-        </w:tc>
-        <w:tc>
-          <w:tcPr>
-            <w:tcW w:type="dxa" w:w="6480"/>
-            <w:shd w:fill="F7FAFC"/>
-            <w:tcMar>
-              <w:top w:w="100" w:type="dxa"/>
-              <w:bottom w:w="100" w:type="dxa"/>
-              <w:left w:w="150" w:type="dxa"/>
-              <w:right w:w="150" w:type="dxa"/>
-            </w:tcMar>
-          </w:tcPr>
-          <w:p>
-            <w:r>
-              <w:rPr>
-                <w:rFonts w:ascii="Cambria Math" w:hAnsi="Cambria Math"/>
-                <w:color w:val="2D3748"/>
-                <w:sz w:val="19"/>
-              </w:rPr>
-              <w:t>Li_{2}O,N_{2},O_{2},LiNO_{2},NO_{2}, \quad LiNO_{3}</w:t>
+              <w:t>BeO+2NH_{3}+4HF \longrightarrow \underset{\text{(A)}}{(NH_{4})_{2}[BeF_{4}]}, \quad mol^{-1}, \quad LiNO_{3}</w:t>
             </w:r>
           </w:p>
         </w:tc>
@@ -650,7 +558,7 @@
           <w:color w:val="2B6CB0"/>
           <w:sz w:val="24"/>
         </w:rPr>
-        <w:t>3.1 S Block Elements — Core Principles &amp; Governing Laws (Standard Yield — 1 PYQs)</w:t>
+        <w:t>3.1 S Block Elements — Core Principles &amp; Governing Laws (Moderate Yield — 3 PYQs)</w:t>
       </w:r>
     </w:p>
     <w:p>
@@ -773,6 +681,60 @@
           <w:b/>
           <w:sz w:val="18"/>
         </w:rPr>
+        <w:t xml:space="preserve">[2023 Evening Shift] Q#1 (Numerical): </w:t>
+      </w:r>
+      <w:r>
+        <w:rPr>
+          <w:sz w:val="18"/>
+        </w:rPr>
+        <w:t xml:space="preserve">"The number of alkali metal(s), from Li,K,Cs , Rb having ionization enthalpy greater than 400kJ mol^-1 and forming stable super oxide..."  </w:t>
+      </w:r>
+      <w:r>
+        <w:rPr>
+          <w:b/>
+          <w:color w:val="2B6CB0"/>
+          <w:sz w:val="18"/>
+        </w:rPr>
+        <w:t>[Ans: 2]</w:t>
+      </w:r>
+    </w:p>
+    <w:p>
+      <w:pPr>
+        <w:pStyle w:val="ListBullet"/>
+        <w:spacing w:after="40"/>
+      </w:pPr>
+      <w:r>
+        <w:rPr>
+          <w:b/>
+          <w:sz w:val="18"/>
+        </w:rPr>
+        <w:t xml:space="preserve">[2023 Evening Shift] Q#2 (Numerical): </w:t>
+      </w:r>
+      <w:r>
+        <w:rPr>
+          <w:sz w:val="18"/>
+        </w:rPr>
+        <w:t xml:space="preserve">"On heating, LiNO_(3) gives how many compounds among the following __________ Li_(2)O,N_(2),O_(2),LiNO_(2),NO_(2)..."  </w:t>
+      </w:r>
+      <w:r>
+        <w:rPr>
+          <w:b/>
+          <w:color w:val="2B6CB0"/>
+          <w:sz w:val="18"/>
+        </w:rPr>
+        <w:t>[Ans: 3]</w:t>
+      </w:r>
+    </w:p>
+    <w:p>
+      <w:pPr>
+        <w:pStyle w:val="ListBullet"/>
+        <w:spacing w:after="40"/>
+      </w:pPr>
+      <w:r>
+        <w:rPr>
+          <w:b/>
+          <w:sz w:val="18"/>
+        </w:rPr>
         <w:t xml:space="preserve">[2022 Evening Shift] Q#3 (Numerical): </w:t>
       </w:r>
       <w:r>
@@ -804,7 +766,7 @@
           <w:color w:val="2B6CB0"/>
           <w:sz w:val="24"/>
         </w:rPr>
-        <w:t>3.2 S Block Elements — Standard Calculations &amp; Problem Archetypes (Standard Yield — 1 PYQs)</w:t>
+        <w:t>3.2 S Block Elements — Standard Calculations &amp; Problem Archetypes (Standard Yield — 0 PYQs)</w:t>
       </w:r>
     </w:p>
     <w:p>
@@ -946,6 +908,33 @@
     </w:p>
     <w:p>
       <w:pPr>
+        <w:pStyle w:val="ListBullet"/>
+        <w:spacing w:after="40"/>
+      </w:pPr>
+      <w:r>
+        <w:rPr>
+          <w:b/>
+          <w:sz w:val="18"/>
+        </w:rPr>
+        <w:t xml:space="preserve">[2023 Evening Shift] Q#2 (Numerical): </w:t>
+      </w:r>
+      <w:r>
+        <w:rPr>
+          <w:sz w:val="18"/>
+        </w:rPr>
+        <w:t xml:space="preserve">"On heating, LiNO_(3) gives how many compounds among the following __________ Li_(2)O,N_(2),O_(2),LiNO_(2),NO_(2)..."  </w:t>
+      </w:r>
+      <w:r>
+        <w:rPr>
+          <w:b/>
+          <w:color w:val="2B6CB0"/>
+          <w:sz w:val="18"/>
+        </w:rPr>
+        <w:t>[Ans: 3]</w:t>
+      </w:r>
+    </w:p>
+    <w:p>
+      <w:pPr>
         <w:spacing w:after="120"/>
       </w:pPr>
     </w:p>
@@ -958,7 +947,7 @@
           <w:color w:val="2B6CB0"/>
           <w:sz w:val="24"/>
         </w:rPr>
-        <w:t>3.3 S Block Elements — Applied Cases, Reactions &amp; Traps (Standard Yield — 1 PYQs)</w:t>
+        <w:t>3.3 S Block Elements — Applied Cases, Reactions &amp; Traps (Standard Yield — 0 PYQs)</w:t>
       </w:r>
     </w:p>
     <w:p>
@@ -1081,6 +1070,33 @@
           <w:b/>
           <w:sz w:val="18"/>
         </w:rPr>
+        <w:t xml:space="preserve">[2023 Evening Shift] Q#1 (Numerical): </w:t>
+      </w:r>
+      <w:r>
+        <w:rPr>
+          <w:sz w:val="18"/>
+        </w:rPr>
+        <w:t xml:space="preserve">"The number of alkali metal(s), from Li,K,Cs , Rb having ionization enthalpy greater than 400kJ mol^-1 and forming stable super oxide..."  </w:t>
+      </w:r>
+      <w:r>
+        <w:rPr>
+          <w:b/>
+          <w:color w:val="2B6CB0"/>
+          <w:sz w:val="18"/>
+        </w:rPr>
+        <w:t>[Ans: 2]</w:t>
+      </w:r>
+    </w:p>
+    <w:p>
+      <w:pPr>
+        <w:pStyle w:val="ListBullet"/>
+        <w:spacing w:after="40"/>
+      </w:pPr>
+      <w:r>
+        <w:rPr>
+          <w:b/>
+          <w:sz w:val="18"/>
+        </w:rPr>
         <w:t xml:space="preserve">[2023 Evening Shift] Q#2 (Numerical): </w:t>
       </w:r>
       <w:r>
@@ -1182,79 +1198,6 @@
               <w:t>ionisation enthalpy less than 400 kJ. While K and Rb</w:t>
               <w:br/>
               <w:t>have ionisation enthalpy greater than 400 kJ mol –1 .</w:t>
-            </w:r>
-          </w:p>
-        </w:tc>
-      </w:tr>
-    </w:tbl>
-    <w:p>
-      <w:pPr>
-        <w:spacing w:after="120"/>
-      </w:pPr>
-    </w:p>
-    <w:p>
-      <w:pPr>
-        <w:spacing w:before="160" w:after="40"/>
-      </w:pPr>
-      <w:r>
-        <w:rPr>
-          <w:b/>
-          <w:color w:val="1A365D"/>
-          <w:sz w:val="22"/>
-        </w:rPr>
-        <w:t>Benchmark Problem 2: JEE Main 2022 (Online) 27th June Evening Shift (Q#3)</w:t>
-      </w:r>
-    </w:p>
-    <w:p>
-      <w:pPr>
-        <w:spacing w:after="80"/>
-      </w:pPr>
-      <w:r>
-        <w:rPr>
-          <w:sz w:val="20"/>
-        </w:rPr>
-        <w:t>BeO reacts with HF in presence of ammonia to give [A] which on thermal decomposition produces [B] and ammonium fluoride. Oxidation state of Be in [A] is ____________.</w:t>
-      </w:r>
-    </w:p>
-    <w:tbl>
-      <w:tblPr>
-        <w:tblW w:type="auto" w:w="0"/>
-        <w:jc w:val="center"/>
-        <w:tblLook w:firstColumn="1" w:firstRow="1" w:lastColumn="0" w:lastRow="0" w:noHBand="0" w:noVBand="1" w:val="04A0"/>
-      </w:tblPr>
-      <w:tblGrid>
-        <w:gridCol w:w="10080"/>
-      </w:tblGrid>
-      <w:tr>
-        <w:tc>
-          <w:tcPr>
-            <w:tcW w:type="dxa" w:w="10080"/>
-            <w:shd w:fill="F7FAFC"/>
-            <w:tcMar>
-              <w:top w:w="100" w:type="dxa"/>
-              <w:bottom w:w="100" w:type="dxa"/>
-              <w:left w:w="150" w:type="dxa"/>
-              <w:right w:w="150" w:type="dxa"/>
-            </w:tcMar>
-          </w:tcPr>
-          <w:p>
-            <w:r>
-              <w:rPr>
-                <w:b/>
-                <w:color w:val="1A365D"/>
-                <w:sz w:val="19"/>
-              </w:rPr>
-              <w:t>Correct Answer: 2</w:t>
-              <w:br/>
-            </w:r>
-            <w:r>
-              <w:rPr>
-                <w:color w:val="2D3748"/>
-                <w:sz w:val="18"/>
-              </w:rPr>
-              <w:t>Solution Analysis:</w:t>
-              <w:br/>
-              <w:t>BeO+2NH_(3)+4HF → \underset(A)(NH_(4))_(2)[BeF_(4)] (NH_(4))_(2)(BeF_(4))vec(→)\underset(B)BeF_(2)+2NH_(4)F Oxidation State of Be in (A) is (+2)</w:t>
             </w:r>
           </w:p>
         </w:tc>
